--- a/helpers/template.docx
+++ b/helpers/template.docx
@@ -5,8 +5,16 @@
     <w:p>
       <w:pPr>
         <w:pStyle w:val="Title"/>
-      </w:pPr>
-      <w:r>
+        <w:rPr>
+          <w:sz w:val="28"/>
+          <w:szCs w:val="28"/>
+        </w:rPr>
+      </w:pPr>
+      <w:r>
+        <w:rPr>
+          <w:sz w:val="28"/>
+          <w:szCs w:val="28"/>
+        </w:rPr>
         <w:t>Title</w:t>
       </w:r>
     </w:p>
@@ -305,7 +313,7 @@
         <w:numRestart w:val="eachSect"/>
       </w:footnotePr>
       <w:pgSz w:w="12240" w:h="15840"/>
-      <w:pgMar w:top="1440" w:right="1440" w:bottom="1440" w:left="1440" w:header="720" w:footer="720" w:gutter="0"/>
+      <w:pgMar w:top="851" w:right="1440" w:bottom="1440" w:left="1440" w:header="720" w:footer="720" w:gutter="0"/>
       <w:cols w:space="720"/>
     </w:sectPr>
   </w:body>
@@ -385,7 +393,7 @@
   <w:abstractNum w:abstractNumId="0" w15:restartNumberingAfterBreak="0">
     <w:nsid w:val="170CD2DE"/>
     <w:multiLevelType w:val="multilevel"/>
-    <w:tmpl w:val="DFC882F0"/>
+    <w:tmpl w:val="9D429E0A"/>
     <w:lvl w:ilvl="0">
       <w:numFmt w:val="bullet"/>
       <w:lvlText w:val=" "/>
@@ -486,7 +494,7 @@
       </w:pPr>
     </w:lvl>
   </w:abstractNum>
-  <w:num w:numId="1" w16cid:durableId="606890318">
+  <w:num w:numId="1" w16cid:durableId="493304702">
     <w:abstractNumId w:val="0"/>
   </w:num>
 </w:numbering>
@@ -1012,7 +1020,7 @@
     <w:link w:val="TitleChar"/>
     <w:uiPriority w:val="10"/>
     <w:qFormat/>
-    <w:rsid w:val="00A10FD9"/>
+    <w:rsid w:val="006E7108"/>
     <w:pPr>
       <w:spacing w:after="80"/>
       <w:contextualSpacing/>
@@ -1020,7 +1028,7 @@
     </w:pPr>
     <w:rPr>
       <w:rFonts w:asciiTheme="majorHAnsi" w:eastAsiaTheme="majorEastAsia" w:hAnsiTheme="majorHAnsi" w:cstheme="majorBidi"/>
-      <w:sz w:val="56"/>
+      <w:b/>
       <w:szCs w:val="56"/>
     </w:rPr>
   </w:style>
@@ -1029,10 +1037,10 @@
     <w:basedOn w:val="DefaultParagraphFont"/>
     <w:link w:val="Title"/>
     <w:uiPriority w:val="10"/>
-    <w:rsid w:val="00A10FD9"/>
+    <w:rsid w:val="006E7108"/>
     <w:rPr>
       <w:rFonts w:asciiTheme="majorHAnsi" w:eastAsiaTheme="majorEastAsia" w:hAnsiTheme="majorHAnsi" w:cstheme="majorBidi"/>
-      <w:sz w:val="56"/>
+      <w:b/>
       <w:szCs w:val="56"/>
     </w:rPr>
   </w:style>
@@ -1043,7 +1051,7 @@
     <w:link w:val="SubtitleChar"/>
     <w:uiPriority w:val="11"/>
     <w:qFormat/>
-    <w:rsid w:val="00A10FD9"/>
+    <w:rsid w:val="006E2B8A"/>
     <w:pPr>
       <w:numPr>
         <w:ilvl w:val="1"/>
@@ -1051,7 +1059,7 @@
     </w:pPr>
     <w:rPr>
       <w:spacing w:val="15"/>
-      <w:sz w:val="28"/>
+      <w:sz w:val="36"/>
       <w:szCs w:val="28"/>
     </w:rPr>
   </w:style>
@@ -1060,12 +1068,12 @@
     <w:basedOn w:val="DefaultParagraphFont"/>
     <w:link w:val="Subtitle"/>
     <w:uiPriority w:val="11"/>
-    <w:rsid w:val="00A10FD9"/>
-    <w:rPr>
-      <w:rFonts w:eastAsiaTheme="majorEastAsia" w:cstheme="majorBidi"/>
-      <w:color w:val="595959" w:themeColor="text1" w:themeTint="A6"/>
+    <w:rsid w:val="006E2B8A"/>
+    <w:rPr>
+      <w:rFonts w:asciiTheme="majorHAnsi" w:eastAsiaTheme="majorEastAsia" w:hAnsiTheme="majorHAnsi" w:cstheme="majorBidi"/>
+      <w:b/>
       <w:spacing w:val="15"/>
-      <w:sz w:val="28"/>
+      <w:sz w:val="36"/>
       <w:szCs w:val="28"/>
     </w:rPr>
   </w:style>
@@ -1074,12 +1082,13 @@
     <w:basedOn w:val="Title"/>
     <w:next w:val="BodyText"/>
     <w:qFormat/>
+    <w:rsid w:val="006E2B8A"/>
     <w:pPr>
       <w:keepNext/>
       <w:keepLines/>
     </w:pPr>
     <w:rPr>
-      <w:sz w:val="24"/>
+      <w:sz w:val="36"/>
       <w:szCs w:val="24"/>
     </w:rPr>
   </w:style>
@@ -1093,7 +1102,6 @@
       <w:keepLines/>
     </w:pPr>
     <w:rPr>
-      <w:sz w:val="24"/>
       <w:szCs w:val="24"/>
     </w:rPr>
   </w:style>
